--- a/ACRSstaff_name.docx
+++ b/ACRSstaff_name.docx
@@ -472,6 +472,1348 @@
         <w:t xml:space="preserve">GAIL LI </w:t>
       </w:r>
     </w:p>
+    <w:p>
+      <w:r>
+        <w:t xml:space="preserve">GARY IP </w:t>
+      </w:r>
+    </w:p>
+    <w:p>
+      <w:r>
+        <w:t xml:space="preserve">GAYHTOO THAW </w:t>
+      </w:r>
+    </w:p>
+    <w:p>
+      <w:r>
+        <w:t xml:space="preserve">GERTRUDE (JO) PULLEN </w:t>
+      </w:r>
+    </w:p>
+    <w:p>
+      <w:r>
+        <w:t xml:space="preserve">GETU HUNDE </w:t>
+      </w:r>
+    </w:p>
+    <w:p>
+      <w:r>
+        <w:t xml:space="preserve">Giang Le </w:t>
+      </w:r>
+    </w:p>
+    <w:p>
+      <w:r>
+        <w:t xml:space="preserve">GRACE (WEI YEE) CHONG </w:t>
+      </w:r>
+    </w:p>
+    <w:p>
+      <w:r>
+        <w:t xml:space="preserve">GRACE CHUN </w:t>
+      </w:r>
+    </w:p>
+    <w:p>
+      <w:r>
+        <w:t xml:space="preserve">GUO LIAO </w:t>
+      </w:r>
+    </w:p>
+    <w:p>
+      <w:r>
+        <w:t xml:space="preserve">HAI LE </w:t>
+      </w:r>
+    </w:p>
+    <w:p>
+      <w:r>
+        <w:t xml:space="preserve">HAI TON </w:t>
+      </w:r>
+    </w:p>
+    <w:p>
+      <w:r>
+        <w:t xml:space="preserve">HAILEY (JINXIA) WU </w:t>
+      </w:r>
+    </w:p>
+    <w:p>
+      <w:r>
+        <w:t xml:space="preserve">Han Kim </w:t>
+      </w:r>
+    </w:p>
+    <w:p>
+      <w:r>
+        <w:t xml:space="preserve">HANG-NGA (EMILY) NGUYEN </w:t>
+      </w:r>
+    </w:p>
+    <w:p>
+      <w:r>
+        <w:lastRenderedPageBreak/>
+        <w:t xml:space="preserve">HANH HONG </w:t>
+      </w:r>
+    </w:p>
+    <w:p>
+      <w:r>
+        <w:t xml:space="preserve">HANNAH KANG </w:t>
+      </w:r>
+    </w:p>
+    <w:p>
+      <w:r>
+        <w:t xml:space="preserve">HARUMI HASHIMOTO </w:t>
+      </w:r>
+    </w:p>
+    <w:p>
+      <w:r>
+        <w:t xml:space="preserve">HAZEL BOADO - AAS Director </w:t>
+      </w:r>
+    </w:p>
+    <w:p>
+      <w:r>
+        <w:t xml:space="preserve">HECTOR KWAN </w:t>
+      </w:r>
+    </w:p>
+    <w:p>
+      <w:r>
+        <w:t xml:space="preserve">HEEJIN (JOY) KIM </w:t>
+      </w:r>
+    </w:p>
+    <w:p>
+      <w:r>
+        <w:t xml:space="preserve">HOA VO </w:t>
+      </w:r>
+    </w:p>
+    <w:p>
+      <w:r>
+        <w:t xml:space="preserve">HONG NHUNG NGUYEN </w:t>
+      </w:r>
+    </w:p>
+    <w:p>
+      <w:r>
+        <w:t xml:space="preserve">HUI MIN (MIN) HUANG </w:t>
+      </w:r>
+    </w:p>
+    <w:p>
+      <w:r>
+        <w:t xml:space="preserve">Hui-Min (Wendy) Chen- BH  </w:t>
+      </w:r>
+    </w:p>
+    <w:p>
+      <w:r>
+        <w:t xml:space="preserve">HUNG LAM  </w:t>
+      </w:r>
+    </w:p>
+    <w:p>
+      <w:r>
+        <w:t xml:space="preserve">HYEMI KIM </w:t>
+      </w:r>
+    </w:p>
+    <w:p>
+      <w:r>
+        <w:t xml:space="preserve">IRURU MORI </w:t>
+      </w:r>
+    </w:p>
+    <w:p>
+      <w:r>
+        <w:t xml:space="preserve">ISABELLA DALMACIO </w:t>
+      </w:r>
+    </w:p>
+    <w:p>
+      <w:r>
+        <w:t xml:space="preserve">JAMALIGIAH ABDOROHMAN </w:t>
+      </w:r>
+    </w:p>
+    <w:p>
+      <w:r>
+        <w:t xml:space="preserve">JANE UYETA </w:t>
+      </w:r>
+    </w:p>
+    <w:p>
+      <w:r>
+        <w:t xml:space="preserve">JARASSRI YENBUT </w:t>
+      </w:r>
+    </w:p>
+    <w:p>
+      <w:r>
+        <w:t xml:space="preserve">JEAN (HSIN-YI) TANG </w:t>
+      </w:r>
+    </w:p>
+    <w:p>
+      <w:r>
+        <w:t xml:space="preserve">Jean Tang </w:t>
+      </w:r>
+    </w:p>
+    <w:p>
+      <w:r>
+        <w:t xml:space="preserve">JEFF (HWAI) NG </w:t>
+      </w:r>
+    </w:p>
+    <w:p>
+      <w:r>
+        <w:t xml:space="preserve">JEFF MORTELL (CUONG VU) </w:t>
+      </w:r>
+    </w:p>
+    <w:p>
+      <w:r>
+        <w:t xml:space="preserve">Jenelle Ebisu </w:t>
+      </w:r>
+    </w:p>
+    <w:p>
+      <w:r>
+        <w:t xml:space="preserve">JENESIA SAEPHANH </w:t>
+      </w:r>
+    </w:p>
+    <w:p>
+      <w:r>
+        <w:t xml:space="preserve">Jenni Stephenson </w:t>
+      </w:r>
+    </w:p>
+    <w:p>
+      <w:r>
+        <w:t xml:space="preserve">Jennifer Duong </w:t>
+      </w:r>
+    </w:p>
+    <w:p>
+      <w:r>
+        <w:t xml:space="preserve">JENNY (JUAN) CHEN </w:t>
+      </w:r>
+    </w:p>
+    <w:p>
+      <w:r>
+        <w:lastRenderedPageBreak/>
+        <w:t xml:space="preserve">Jessica Duong </w:t>
+      </w:r>
+    </w:p>
+    <w:p>
+      <w:r>
+        <w:t xml:space="preserve">JESSICA GUH </w:t>
+      </w:r>
+    </w:p>
+    <w:p>
+      <w:r>
+        <w:t>JESSICA VERNAZA</w:t>
+      </w:r>
+    </w:p>
+    <w:p>
+      <w:r>
+        <w:t xml:space="preserve">JESSIE CHU </w:t>
+      </w:r>
+    </w:p>
+    <w:p>
+      <w:r>
+        <w:t>Jhustine Jamie Santos</w:t>
+      </w:r>
+    </w:p>
+    <w:p>
+      <w:r>
+        <w:t xml:space="preserve">JIN HO (JEFF) JUN </w:t>
+      </w:r>
+    </w:p>
+    <w:p>
+      <w:r>
+        <w:t xml:space="preserve">JINKYOO LEE </w:t>
+      </w:r>
+    </w:p>
+    <w:p>
+      <w:r>
+        <w:t>JOCELYN LUI</w:t>
+      </w:r>
+    </w:p>
+    <w:p>
+      <w:r>
+        <w:t xml:space="preserve">JODY TRAN </w:t>
+      </w:r>
+    </w:p>
+    <w:p>
+      <w:r>
+        <w:t xml:space="preserve">JOYCE (JU-YI) FU </w:t>
+      </w:r>
+    </w:p>
+    <w:p>
+      <w:r>
+        <w:t xml:space="preserve"> </w:t>
+      </w:r>
+    </w:p>
+    <w:p>
+      <w:r>
+        <w:t xml:space="preserve">Julie Chu </w:t>
+      </w:r>
+    </w:p>
+    <w:p>
+      <w:r>
+        <w:t xml:space="preserve">JUNG H JANG </w:t>
+      </w:r>
+    </w:p>
+    <w:p>
+      <w:r>
+        <w:t xml:space="preserve">JUNG HO AHN </w:t>
+      </w:r>
+    </w:p>
+    <w:p>
+      <w:r>
+        <w:t xml:space="preserve">JUNKO YAMAZAKI </w:t>
+      </w:r>
+    </w:p>
+    <w:p>
+      <w:r>
+        <w:t xml:space="preserve">KAESRI KEOPANYA </w:t>
+      </w:r>
+    </w:p>
+    <w:p>
+      <w:r>
+        <w:t xml:space="preserve">KAIWEN TAN </w:t>
+      </w:r>
+    </w:p>
+    <w:p>
+      <w:r>
+        <w:t xml:space="preserve">KAREN JACKEL </w:t>
+      </w:r>
+    </w:p>
+    <w:p>
+      <w:r>
+        <w:t xml:space="preserve">KATHLEEN ZAMORA </w:t>
+      </w:r>
+    </w:p>
+    <w:p>
+      <w:r>
+        <w:t xml:space="preserve">KATIE SAEPHAN </w:t>
+      </w:r>
+    </w:p>
+    <w:p>
+      <w:r>
+        <w:t xml:space="preserve">KAYLA ROBBIN DAFFON </w:t>
+      </w:r>
+    </w:p>
+    <w:p>
+      <w:r>
+        <w:t xml:space="preserve">Keale Stoffer </w:t>
+      </w:r>
+    </w:p>
+    <w:p>
+      <w:r>
+        <w:t xml:space="preserve">Kelley Sandaker </w:t>
+      </w:r>
+    </w:p>
+    <w:p>
+      <w:r>
+        <w:t xml:space="preserve">KELLY THAO </w:t>
+      </w:r>
+    </w:p>
+    <w:p>
+      <w:r>
+        <w:t xml:space="preserve">KEN TAN </w:t>
+      </w:r>
+    </w:p>
+    <w:p>
+      <w:r>
+        <w:t>Kendee Yamaguchi (CEO)</w:t>
+      </w:r>
+    </w:p>
+    <w:p>
+      <w:r>
+        <w:lastRenderedPageBreak/>
+        <w:t xml:space="preserve">KEUAN SAECHAO </w:t>
+      </w:r>
+    </w:p>
+    <w:p>
+      <w:r>
+        <w:t xml:space="preserve">KHAMSOUK KEOWLA </w:t>
+      </w:r>
+    </w:p>
+    <w:p>
+      <w:r>
+        <w:t xml:space="preserve">KHANH-TIEN TRAN </w:t>
+      </w:r>
+    </w:p>
+    <w:p>
+      <w:r>
+        <w:t xml:space="preserve">KHONNIE KHAMPHOUVONG </w:t>
+      </w:r>
+    </w:p>
+    <w:p>
+      <w:r>
+        <w:t xml:space="preserve">KIEN DZIP </w:t>
+      </w:r>
+    </w:p>
+    <w:p>
+      <w:r>
+        <w:t xml:space="preserve">KIMMY KHANH NGUYEN </w:t>
+      </w:r>
+    </w:p>
+    <w:p>
+      <w:r>
+        <w:t xml:space="preserve">KIRK TAN </w:t>
+      </w:r>
+    </w:p>
+    <w:p>
+      <w:r>
+        <w:t xml:space="preserve">KOREY (KE-JUI) CHANG  </w:t>
+      </w:r>
+    </w:p>
+    <w:p>
+      <w:r>
+        <w:t xml:space="preserve">KRISTIN VITALICH </w:t>
+      </w:r>
+    </w:p>
+    <w:p>
+      <w:r>
+        <w:t xml:space="preserve">KRISTINA CHU </w:t>
+      </w:r>
+    </w:p>
+    <w:p>
+      <w:r>
+        <w:t xml:space="preserve">KYOIN KIM </w:t>
+      </w:r>
+    </w:p>
+    <w:p>
+      <w:r>
+        <w:t xml:space="preserve">KYOO PYO </w:t>
+      </w:r>
+    </w:p>
+    <w:p>
+      <w:r>
+        <w:t xml:space="preserve">LAHAINA TUSI </w:t>
+      </w:r>
+    </w:p>
+    <w:p>
+      <w:r>
+        <w:t xml:space="preserve">LAI HIN SAETERN </w:t>
+      </w:r>
+    </w:p>
+    <w:p>
+      <w:r>
+        <w:t xml:space="preserve">LAN KHUE LAI </w:t>
+      </w:r>
+    </w:p>
+    <w:p>
+      <w:r>
+        <w:t xml:space="preserve">LAN PHUONG NGUYEN </w:t>
+      </w:r>
+    </w:p>
+    <w:p>
+      <w:r>
+        <w:t xml:space="preserve">LAPHONE LOUPLOR </w:t>
+      </w:r>
+    </w:p>
+    <w:p>
+      <w:r>
+        <w:t xml:space="preserve">LAURA BLACK </w:t>
+      </w:r>
+    </w:p>
+    <w:p>
+      <w:r>
+        <w:t>LAURA LATTIG</w:t>
+      </w:r>
+    </w:p>
+    <w:p>
+      <w:r>
+        <w:t xml:space="preserve">LESLIE STONE </w:t>
+      </w:r>
+    </w:p>
+    <w:p>
+      <w:r>
+        <w:t xml:space="preserve">LETRINH VU </w:t>
+      </w:r>
+    </w:p>
+    <w:p>
+      <w:r>
+        <w:t xml:space="preserve">LI-HSUAN YUAN </w:t>
+      </w:r>
+    </w:p>
+    <w:p>
+      <w:r>
+        <w:t xml:space="preserve">LILIA PENG </w:t>
+      </w:r>
+    </w:p>
+    <w:p>
+      <w:r>
+        <w:t xml:space="preserve">LINDA LAM </w:t>
+      </w:r>
+    </w:p>
+    <w:p>
+      <w:r>
+        <w:t xml:space="preserve">LINDA SAELEE </w:t>
+      </w:r>
+    </w:p>
+    <w:p>
+      <w:r>
+        <w:t xml:space="preserve">LINDA THAI </w:t>
+      </w:r>
+    </w:p>
+    <w:p>
+      <w:r>
+        <w:lastRenderedPageBreak/>
+        <w:t xml:space="preserve">LING WAI LAM </w:t>
+      </w:r>
+    </w:p>
+    <w:p>
+      <w:r>
+        <w:t xml:space="preserve">LINH NGUYEN </w:t>
+      </w:r>
+    </w:p>
+    <w:p>
+      <w:r>
+        <w:t xml:space="preserve">LINH QUAN TRAN </w:t>
+      </w:r>
+    </w:p>
+    <w:p>
+      <w:r>
+        <w:t xml:space="preserve">LISA (MY TRANG) MOONEY </w:t>
+      </w:r>
+    </w:p>
+    <w:p>
+      <w:r>
+        <w:t xml:space="preserve">LISA CHAN </w:t>
+      </w:r>
+    </w:p>
+    <w:p>
+      <w:r>
+        <w:t xml:space="preserve">LIZA JAVIER </w:t>
+      </w:r>
+    </w:p>
+    <w:p>
+      <w:r>
+        <w:t xml:space="preserve">LOUIS HORN  </w:t>
+      </w:r>
+    </w:p>
+    <w:p>
+      <w:r>
+        <w:t xml:space="preserve">Lyn Jenkins </w:t>
+      </w:r>
+    </w:p>
+    <w:p>
+      <w:r>
+        <w:t xml:space="preserve">LYNN LAM </w:t>
+      </w:r>
+    </w:p>
+    <w:p>
+      <w:r>
+        <w:t xml:space="preserve">MA REUPENA </w:t>
+      </w:r>
+    </w:p>
+    <w:p>
+      <w:r>
+        <w:t xml:space="preserve">MAESENG (Cindy) CHAO </w:t>
+      </w:r>
+    </w:p>
+    <w:p>
+      <w:r>
+        <w:t xml:space="preserve">MALA LIM </w:t>
+      </w:r>
+    </w:p>
+    <w:p>
+      <w:r>
+        <w:t xml:space="preserve">MAN (MUNZIE) PENG </w:t>
+      </w:r>
+    </w:p>
+    <w:p>
+      <w:r>
+        <w:t xml:space="preserve">MAN TING LAM </w:t>
+      </w:r>
+    </w:p>
+    <w:p>
+      <w:r>
+        <w:t xml:space="preserve">MARCOS VIEYRA </w:t>
+      </w:r>
+    </w:p>
+    <w:p>
+      <w:r>
+        <w:t xml:space="preserve">MARCUS HELM </w:t>
+      </w:r>
+    </w:p>
+    <w:p>
+      <w:r>
+        <w:t xml:space="preserve">Maria Hixson </w:t>
+      </w:r>
+    </w:p>
+    <w:p>
+      <w:r>
+        <w:t xml:space="preserve">Maria Park </w:t>
+      </w:r>
+    </w:p>
+    <w:p>
+      <w:r>
+        <w:t xml:space="preserve">MARY (DUYEN) HO </w:t>
+      </w:r>
+    </w:p>
+    <w:p>
+      <w:r>
+        <w:t xml:space="preserve">MASAKO KOMIYAMA </w:t>
+      </w:r>
+    </w:p>
+    <w:p>
+      <w:r>
+        <w:t xml:space="preserve">MAY TAM </w:t>
+      </w:r>
+    </w:p>
+    <w:p>
+      <w:r>
+        <w:t xml:space="preserve">MCKENNA (CAROLYN) LANG </w:t>
+      </w:r>
+    </w:p>
+    <w:p>
+      <w:r>
+        <w:t xml:space="preserve">MERVYN CHUA </w:t>
+      </w:r>
+    </w:p>
+    <w:p>
+      <w:r>
+        <w:t xml:space="preserve">Michele Mannix </w:t>
+      </w:r>
+    </w:p>
+    <w:p>
+      <w:r>
+        <w:t>Michelle Nguyen</w:t>
+      </w:r>
+    </w:p>
+    <w:p>
+      <w:r>
+        <w:t xml:space="preserve">MIGUEL J. SALDIN </w:t>
+      </w:r>
+    </w:p>
+    <w:p>
+      <w:r>
+        <w:lastRenderedPageBreak/>
+        <w:t xml:space="preserve">MITRA DHITAL </w:t>
+      </w:r>
+    </w:p>
+    <w:p>
+      <w:r>
+        <w:t xml:space="preserve">MOONSUNG KIM </w:t>
+      </w:r>
+    </w:p>
+    <w:p>
+      <w:r>
+        <w:t xml:space="preserve">MORASHIP UCH </w:t>
+      </w:r>
+    </w:p>
+    <w:p>
+      <w:r>
+        <w:t xml:space="preserve">MUHAMMAD SOH </w:t>
+      </w:r>
+    </w:p>
+    <w:p>
+      <w:r>
+        <w:t xml:space="preserve">MY DUONG </w:t>
+      </w:r>
+    </w:p>
+    <w:p>
+      <w:r>
+        <w:t xml:space="preserve">MYLAM THAI </w:t>
+      </w:r>
+    </w:p>
+    <w:p>
+      <w:r>
+        <w:t xml:space="preserve">NANA OKUZAWA </w:t>
+      </w:r>
+    </w:p>
+    <w:p>
+      <w:r>
+        <w:t xml:space="preserve">NATALIE (TSZ TING) LUY </w:t>
+      </w:r>
+    </w:p>
+    <w:p>
+      <w:r>
+        <w:t xml:space="preserve">Natalie Fajardo </w:t>
+      </w:r>
+    </w:p>
+    <w:p>
+      <w:r>
+        <w:t xml:space="preserve">NATE (NATHANIEL) BAUM </w:t>
+      </w:r>
+    </w:p>
+    <w:p>
+      <w:r>
+        <w:t xml:space="preserve">NAVIN PYAKURYAL </w:t>
+      </w:r>
+    </w:p>
+    <w:p>
+      <w:r>
+        <w:t xml:space="preserve">NEIBA SALCEDO </w:t>
+      </w:r>
+    </w:p>
+    <w:p>
+      <w:r>
+        <w:t xml:space="preserve">NGAN TRAN </w:t>
+      </w:r>
+    </w:p>
+    <w:p>
+      <w:r>
+        <w:t xml:space="preserve">NGOC (IVY) TA </w:t>
+      </w:r>
+    </w:p>
+    <w:p>
+      <w:r>
+        <w:t xml:space="preserve">Ngoc-Binh </w:t>
+      </w:r>
+      <w:proofErr w:type="spellStart"/>
+      <w:r>
+        <w:t>Thi</w:t>
+      </w:r>
+      <w:proofErr w:type="spellEnd"/>
+      <w:r>
+        <w:t xml:space="preserve"> Tran </w:t>
+      </w:r>
+    </w:p>
+    <w:p>
+      <w:r>
+        <w:t xml:space="preserve">Nguyen Jordan </w:t>
+      </w:r>
+    </w:p>
+    <w:p>
+      <w:r>
+        <w:t xml:space="preserve">Nhi (Nancy) Ton </w:t>
+      </w:r>
+    </w:p>
+    <w:p>
+      <w:r>
+        <w:t xml:space="preserve">NITA (NARINSONITA) SIENG </w:t>
+      </w:r>
+    </w:p>
+    <w:p>
+      <w:r>
+        <w:t xml:space="preserve">OLIVIA LOUKO </w:t>
+      </w:r>
+    </w:p>
+    <w:p>
+      <w:r>
+        <w:t xml:space="preserve">OLIVIA THAO DINH </w:t>
+      </w:r>
+    </w:p>
+    <w:p>
+      <w:proofErr w:type="spellStart"/>
+      <w:r>
+        <w:t>Ouzeng</w:t>
+      </w:r>
+      <w:proofErr w:type="spellEnd"/>
+      <w:r>
+        <w:t xml:space="preserve"> (Jenny) Saeyang </w:t>
+      </w:r>
+    </w:p>
+    <w:p>
+      <w:r>
+        <w:t xml:space="preserve">OUZENG (JENNY) SAEYANG </w:t>
+      </w:r>
+    </w:p>
+    <w:p>
+      <w:r>
+        <w:t xml:space="preserve">PADAM SHARMA </w:t>
+      </w:r>
+    </w:p>
+    <w:p>
+      <w:r>
+        <w:t xml:space="preserve">Pahn </w:t>
+      </w:r>
+      <w:proofErr w:type="spellStart"/>
+      <w:r>
+        <w:t>Yenbut</w:t>
+      </w:r>
+      <w:proofErr w:type="spellEnd"/>
+      <w:r>
+        <w:t xml:space="preserve"> </w:t>
+      </w:r>
+    </w:p>
+    <w:p>
+      <w:r>
+        <w:t xml:space="preserve">PAMELA (PAM) MANCANO </w:t>
+      </w:r>
+    </w:p>
+    <w:p>
+      <w:r>
+        <w:t xml:space="preserve">PAN SONSAYKEO </w:t>
+      </w:r>
+    </w:p>
+    <w:p>
+      <w:r>
+        <w:lastRenderedPageBreak/>
+        <w:t xml:space="preserve">PAULINE SALGADO </w:t>
+      </w:r>
+    </w:p>
+    <w:p>
+      <w:r>
+        <w:t xml:space="preserve">PAULINE THEAM </w:t>
+      </w:r>
+    </w:p>
+    <w:p>
+      <w:r>
+        <w:t xml:space="preserve">PHALLA LEAN </w:t>
+      </w:r>
+    </w:p>
+    <w:p>
+      <w:r>
+        <w:t xml:space="preserve">PHI NGO </w:t>
+      </w:r>
+    </w:p>
+    <w:p>
+      <w:r>
+        <w:t xml:space="preserve">PHONG LY </w:t>
+      </w:r>
+    </w:p>
+    <w:p>
+      <w:r>
+        <w:t xml:space="preserve">PHOUMALIS (MALIS) PHOUN </w:t>
+      </w:r>
+    </w:p>
+    <w:p>
+      <w:r>
+        <w:t xml:space="preserve">PHUNG DUONG </w:t>
+      </w:r>
+    </w:p>
+    <w:p>
+      <w:r>
+        <w:t xml:space="preserve"> </w:t>
+      </w:r>
+    </w:p>
+    <w:p>
+      <w:r>
+        <w:t xml:space="preserve">PHUONG (MINH-PHUONG) NGUYEN </w:t>
+      </w:r>
+    </w:p>
+    <w:p>
+      <w:r>
+        <w:t xml:space="preserve">PHUONG THI-NGOC NGUYEN </w:t>
+      </w:r>
+    </w:p>
+    <w:p>
+      <w:r>
+        <w:t xml:space="preserve">PHUONG TRAN </w:t>
+      </w:r>
+    </w:p>
+    <w:p>
+      <w:r>
+        <w:t xml:space="preserve">POLU (FALEUPOLU) MASANIAI </w:t>
+      </w:r>
+    </w:p>
+    <w:p>
+      <w:r>
+        <w:t xml:space="preserve">PRESTINA STULL </w:t>
+      </w:r>
+    </w:p>
+    <w:p>
+      <w:r>
+        <w:t xml:space="preserve">QUYNH LE </w:t>
+      </w:r>
+    </w:p>
+    <w:p>
+      <w:r>
+        <w:t xml:space="preserve">RAJU KHADKA </w:t>
+      </w:r>
+    </w:p>
+    <w:p>
+      <w:r>
+        <w:t xml:space="preserve">REACHNY CHAU </w:t>
+      </w:r>
+    </w:p>
+    <w:p>
+      <w:r>
+        <w:t xml:space="preserve">Rhonda Carter </w:t>
+      </w:r>
+    </w:p>
+    <w:p>
+      <w:r>
+        <w:t xml:space="preserve">RINA ADAMS </w:t>
+      </w:r>
+    </w:p>
+    <w:p>
+      <w:r>
+        <w:t xml:space="preserve">RINA OUM </w:t>
+      </w:r>
+    </w:p>
+    <w:p>
+      <w:r>
+        <w:t xml:space="preserve">ROBERT ZHONG </w:t>
+      </w:r>
+    </w:p>
+    <w:p>
+      <w:r>
+        <w:t xml:space="preserve">ROCKAELA (Rocky) AGUIRRE </w:t>
+      </w:r>
+    </w:p>
+    <w:p>
+      <w:r>
+        <w:t>ROSE SNEED - BH Director</w:t>
+      </w:r>
+    </w:p>
+    <w:p>
+      <w:r>
+        <w:t xml:space="preserve">RUHA SABETI </w:t>
+      </w:r>
+    </w:p>
+    <w:p>
+      <w:r>
+        <w:t xml:space="preserve">RUTHIE (RUSHARTHI) BHATT </w:t>
+      </w:r>
+    </w:p>
+    <w:p>
+      <w:r>
+        <w:t xml:space="preserve">RYAN LUO </w:t>
+      </w:r>
+    </w:p>
+    <w:p>
+      <w:r>
+        <w:t xml:space="preserve">SACHIKO NAKANO </w:t>
+      </w:r>
+    </w:p>
+    <w:p>
+      <w:r>
+        <w:lastRenderedPageBreak/>
+        <w:t xml:space="preserve">SAM (SAMOEUN) HIM </w:t>
+      </w:r>
+    </w:p>
+    <w:p>
+      <w:r>
+        <w:t xml:space="preserve">SAM PRUDENTE </w:t>
+      </w:r>
+    </w:p>
+    <w:p>
+      <w:r>
+        <w:t xml:space="preserve">SAMMI (XIAMIN) HUANG </w:t>
+      </w:r>
+    </w:p>
+    <w:p>
+      <w:r>
+        <w:t xml:space="preserve">SAN SAEPHAN </w:t>
+      </w:r>
+    </w:p>
+    <w:p>
+      <w:r>
+        <w:t xml:space="preserve">SANDY KHOU </w:t>
+      </w:r>
+    </w:p>
+    <w:p>
+      <w:r>
+        <w:t xml:space="preserve">SANDY YANG </w:t>
+      </w:r>
+    </w:p>
+    <w:p>
+      <w:r>
+        <w:t xml:space="preserve">Sang Kyun Yoo </w:t>
+      </w:r>
+    </w:p>
+    <w:p>
+      <w:r>
+        <w:t>SARANN JOHNSON</w:t>
+      </w:r>
+    </w:p>
+    <w:p>
+      <w:r>
+        <w:t>Sau Chan - Assistant Chef</w:t>
+      </w:r>
+    </w:p>
+    <w:p>
+      <w:r>
+        <w:t xml:space="preserve">SEHEE SHIN </w:t>
+      </w:r>
+    </w:p>
+    <w:p>
+      <w:r>
+        <w:t xml:space="preserve">SERA HAN </w:t>
+      </w:r>
+    </w:p>
+    <w:p>
+      <w:r>
+        <w:t>SEUNG AH KIM</w:t>
+      </w:r>
+    </w:p>
+    <w:p>
+      <w:r>
+        <w:t xml:space="preserve">SHAWNA SREY </w:t>
+      </w:r>
+    </w:p>
+    <w:p>
+      <w:r>
+        <w:t xml:space="preserve">Shina-Aiko Williams </w:t>
+      </w:r>
+    </w:p>
+    <w:p>
+      <w:r>
+        <w:t xml:space="preserve">SHIQI (NICOLE) YU </w:t>
+      </w:r>
+    </w:p>
+    <w:p>
+      <w:r>
+        <w:t xml:space="preserve">SHOMYA TRIPATHY </w:t>
+      </w:r>
+    </w:p>
+    <w:p>
+      <w:r>
+        <w:t xml:space="preserve">SOCHEATA SUON </w:t>
+      </w:r>
+    </w:p>
+    <w:p>
+      <w:r>
+        <w:t xml:space="preserve">SOCHENDA MAM </w:t>
+      </w:r>
+    </w:p>
+    <w:p>
+      <w:r>
+        <w:t xml:space="preserve">SOKUNTHEA OK </w:t>
+      </w:r>
+    </w:p>
+    <w:p>
+      <w:r>
+        <w:t xml:space="preserve">SOOCHUL (TIM) SONG </w:t>
+      </w:r>
+    </w:p>
+    <w:p>
+      <w:r>
+        <w:t xml:space="preserve">SORPHORN THOAM </w:t>
+      </w:r>
+    </w:p>
+    <w:p>
+      <w:r>
+        <w:t>Sreypich Sim</w:t>
+      </w:r>
+    </w:p>
+    <w:p>
+      <w:r>
+        <w:t xml:space="preserve">STEVE (HYUN SEOK) CHON </w:t>
+      </w:r>
+    </w:p>
+    <w:p>
+      <w:r>
+        <w:t xml:space="preserve">STORM (KIET) NGUYEN </w:t>
+      </w:r>
+    </w:p>
+    <w:p>
+      <w:r>
+        <w:t xml:space="preserve">SUEANNE PHAN </w:t>
+      </w:r>
+    </w:p>
+    <w:p>
+      <w:r>
+        <w:t xml:space="preserve">SUNG HEE WI </w:t>
+      </w:r>
+    </w:p>
+    <w:p>
+      <w:r>
+        <w:lastRenderedPageBreak/>
+        <w:t xml:space="preserve">SUYOUNG YUN </w:t>
+      </w:r>
+    </w:p>
+    <w:p>
+      <w:r>
+        <w:t xml:space="preserve">Sylvia Wang  </w:t>
+      </w:r>
+    </w:p>
+    <w:p>
+      <w:r>
+        <w:t xml:space="preserve">TAM VO </w:t>
+      </w:r>
+    </w:p>
+    <w:p>
+      <w:r>
+        <w:t xml:space="preserve">THANG DINH </w:t>
+      </w:r>
+    </w:p>
+    <w:p>
+      <w:r>
+        <w:t xml:space="preserve">THANG TRAN </w:t>
+      </w:r>
+    </w:p>
+    <w:p>
+      <w:r>
+        <w:t xml:space="preserve">THANH THI NGUYEN </w:t>
+      </w:r>
+    </w:p>
+    <w:p>
+      <w:r>
+        <w:t xml:space="preserve">THAO NGUYEN </w:t>
+      </w:r>
+    </w:p>
+    <w:p>
+      <w:r>
+        <w:t xml:space="preserve">THAO - BH WAPA </w:t>
+      </w:r>
+    </w:p>
+    <w:p>
+      <w:r>
+        <w:t>THEODORE (TED) TENNISON (KENT)</w:t>
+      </w:r>
+    </w:p>
+    <w:p>
+      <w:r>
+        <w:t xml:space="preserve">THERESA PHAN </w:t>
+      </w:r>
+    </w:p>
+    <w:p>
+      <w:r>
+        <w:t xml:space="preserve">TIEN HOANG </w:t>
+      </w:r>
+    </w:p>
+    <w:p>
+      <w:r>
+        <w:t xml:space="preserve">Tiffany Tse </w:t>
+      </w:r>
+    </w:p>
+    <w:p>
+      <w:r>
+        <w:t xml:space="preserve">TRACY TRAM NGUYEN </w:t>
+      </w:r>
+    </w:p>
+    <w:p>
+      <w:r>
+        <w:t xml:space="preserve">TRAMANH NGUYEN </w:t>
+      </w:r>
+    </w:p>
+    <w:p>
+      <w:r>
+        <w:t xml:space="preserve">Tran Pham </w:t>
+      </w:r>
+    </w:p>
+    <w:p>
+      <w:r>
+        <w:t xml:space="preserve">TRAN THAI </w:t>
+      </w:r>
+    </w:p>
+    <w:p>
+      <w:r>
+        <w:t xml:space="preserve">TRANG HOANG NGUYEN </w:t>
+      </w:r>
+    </w:p>
+    <w:p>
+      <w:r>
+        <w:t xml:space="preserve">TRANG TRAN </w:t>
+      </w:r>
+    </w:p>
+    <w:p>
+      <w:r>
+        <w:t xml:space="preserve">TRAVIS SOUKSAMRANE </w:t>
+      </w:r>
+    </w:p>
+    <w:p>
+      <w:r>
+        <w:t xml:space="preserve">TRUC HUYNH </w:t>
+      </w:r>
+    </w:p>
+    <w:p>
+      <w:r>
+        <w:t xml:space="preserve">TRUNG HOANG </w:t>
+      </w:r>
+    </w:p>
+    <w:p>
+      <w:r>
+        <w:t xml:space="preserve">TSEGABA WOLDEHAIMANOT </w:t>
+      </w:r>
+    </w:p>
+    <w:p>
+      <w:r>
+        <w:t>TUAN TRUONG</w:t>
+      </w:r>
+    </w:p>
+    <w:p>
+      <w:r>
+        <w:t xml:space="preserve">TUYEN NGUYEN </w:t>
+      </w:r>
+    </w:p>
+    <w:p>
+      <w:r>
+        <w:t xml:space="preserve">TY TRANG </w:t>
+      </w:r>
+    </w:p>
+    <w:p>
+      <w:r>
+        <w:t xml:space="preserve">VAN NGUYEN </w:t>
+      </w:r>
+    </w:p>
+    <w:p>
+      <w:r>
+        <w:lastRenderedPageBreak/>
+        <w:t xml:space="preserve">VANNA (VANNARATH) PHOUMKEO </w:t>
+      </w:r>
+    </w:p>
+    <w:p>
+      <w:r>
+        <w:t xml:space="preserve">VANTHY LY </w:t>
+      </w:r>
+    </w:p>
+    <w:p>
+      <w:r>
+        <w:t xml:space="preserve">VEENA PRABHAKAR </w:t>
+      </w:r>
+    </w:p>
+    <w:p>
+      <w:r>
+        <w:t xml:space="preserve">VIKTORIIA LISENKO </w:t>
+      </w:r>
+    </w:p>
+    <w:p>
+      <w:r>
+        <w:t xml:space="preserve">VINCE (WING SZE) CHUNG </w:t>
+      </w:r>
+    </w:p>
+    <w:p>
+      <w:r>
+        <w:t xml:space="preserve">VIREAK ATH </w:t>
+      </w:r>
+    </w:p>
+    <w:p>
+      <w:r>
+        <w:t xml:space="preserve">VIVIENNE BAE </w:t>
+      </w:r>
+    </w:p>
+    <w:p>
+      <w:r>
+        <w:t xml:space="preserve">WALTER BLASSAN </w:t>
+      </w:r>
+    </w:p>
+    <w:p>
+      <w:r>
+        <w:t xml:space="preserve">WESLEY ZHENG </w:t>
+      </w:r>
+    </w:p>
+    <w:p>
+      <w:r>
+        <w:t xml:space="preserve">XIANGPING CHEN </w:t>
+      </w:r>
+    </w:p>
+    <w:p>
+      <w:r>
+        <w:t xml:space="preserve">XIAOQING HUANG </w:t>
+      </w:r>
+    </w:p>
+    <w:p>
+      <w:r>
+        <w:t xml:space="preserve">XUAN (ANH) NGUYEN </w:t>
+      </w:r>
+    </w:p>
+    <w:p>
+      <w:r>
+        <w:t xml:space="preserve">XUAN CHEN </w:t>
+      </w:r>
+    </w:p>
+    <w:p>
+      <w:r>
+        <w:t xml:space="preserve">XUAN DAO HA </w:t>
+      </w:r>
+    </w:p>
+    <w:p>
+      <w:r>
+        <w:t xml:space="preserve">XUAN HUYNH </w:t>
+      </w:r>
+    </w:p>
+    <w:p>
+      <w:r>
+        <w:t xml:space="preserve">XUAN KIM DO </w:t>
+      </w:r>
+    </w:p>
+    <w:p>
+      <w:r>
+        <w:t>YAXU (AIMME) ZHANG</w:t>
+      </w:r>
+    </w:p>
+    <w:p>
+      <w:r>
+        <w:t xml:space="preserve">YEONG MI KIM </w:t>
+      </w:r>
+    </w:p>
+    <w:p>
+      <w:r>
+        <w:t xml:space="preserve">YEONSOO KIM - AAS Supervisor </w:t>
+      </w:r>
+    </w:p>
+    <w:p>
+      <w:proofErr w:type="spellStart"/>
+      <w:r>
+        <w:t>YeonSoo</w:t>
+      </w:r>
+      <w:proofErr w:type="spellEnd"/>
+      <w:r>
+        <w:t xml:space="preserve"> Lee </w:t>
+      </w:r>
+    </w:p>
+    <w:p>
+      <w:r>
+        <w:t xml:space="preserve">YINONG (REBECCA) ZHAO </w:t>
+      </w:r>
+    </w:p>
+    <w:p>
+      <w:r>
+        <w:t>YIU M. (YM) CHAN - FINANCE DIRECTOR</w:t>
+      </w:r>
+    </w:p>
+    <w:p>
+      <w:r>
+        <w:t xml:space="preserve">YOJI KOBAYASHI </w:t>
+      </w:r>
+    </w:p>
+    <w:p>
+      <w:r>
+        <w:t xml:space="preserve">YOLANDA ARDENA </w:t>
+      </w:r>
+    </w:p>
+    <w:p>
+      <w:r>
+        <w:t xml:space="preserve">YONG HEE SONG </w:t>
+      </w:r>
+    </w:p>
+    <w:p>
+      <w:r>
+        <w:t xml:space="preserve">YONG OSHIE LIM  </w:t>
+      </w:r>
+    </w:p>
+    <w:p>
+      <w:r>
+        <w:lastRenderedPageBreak/>
+        <w:t xml:space="preserve">YONG SUK DYSART </w:t>
+      </w:r>
+    </w:p>
+    <w:p>
+      <w:r>
+        <w:t xml:space="preserve"> </w:t>
+      </w:r>
+    </w:p>
+    <w:p>
+      <w:r>
+        <w:t xml:space="preserve">YOONHEE CHO </w:t>
+      </w:r>
+    </w:p>
+    <w:p>
+      <w:proofErr w:type="spellStart"/>
+      <w:r>
+        <w:t>Younglan</w:t>
+      </w:r>
+      <w:proofErr w:type="spellEnd"/>
+      <w:r>
+        <w:t xml:space="preserve"> Conway </w:t>
+      </w:r>
+    </w:p>
+    <w:p>
+      <w:r>
+        <w:t xml:space="preserve">YOUNSEON LEE - AAS Supervisor </w:t>
+      </w:r>
+    </w:p>
+    <w:p>
+      <w:r>
+        <w:t xml:space="preserve">YOUSHIN (TIMOTHY) KIM </w:t>
+      </w:r>
+    </w:p>
+    <w:p>
+      <w:r>
+        <w:t xml:space="preserve">YOYO (YAN TING) YAO </w:t>
+      </w:r>
+    </w:p>
+    <w:p>
+      <w:r>
+        <w:t xml:space="preserve">YU CHEN </w:t>
+      </w:r>
+    </w:p>
+    <w:p>
+      <w:r>
+        <w:t xml:space="preserve">YUJIN YANG </w:t>
+      </w:r>
+    </w:p>
+    <w:p>
+      <w:r>
+        <w:t xml:space="preserve">YUXI PAN </w:t>
+      </w:r>
+    </w:p>
+    <w:p>
+      <w:r>
+        <w:t xml:space="preserve">ZEDEEKA FULAY </w:t>
+      </w:r>
+    </w:p>
+    <w:p>
+      <w:r>
+        <w:t xml:space="preserve">ZHIQI (JESSIE) ZHENG </w:t>
+      </w:r>
+    </w:p>
+    <w:p>
+      <w:r>
+        <w:t xml:space="preserve">ZULKEFLEE SAMAEL </w:t>
+      </w:r>
+    </w:p>
+    <w:p/>
     <w:p/>
     <w:sectPr>
       <w:pgSz w:w="12240" w:h="15840"/>
